--- a/Interview-questions/Interview_DB2.docx
+++ b/Interview-questions/Interview_DB2.docx
@@ -4111,7 +4111,15 @@
       </w:r>
       <w:r>
         <w:br/>
-        <w:t>ADD COLUMN PREMIUM_IND CHAR(1)</w:t>
+        <w:t xml:space="preserve">ADD COLUMN PREMIUM_IND </w:t>
+      </w:r>
+      <w:proofErr w:type="gramStart"/>
+      <w:r>
+        <w:t>CHAR(</w:t>
+      </w:r>
+      <w:proofErr w:type="gramEnd"/>
+      <w:r>
+        <w:t>1)</w:t>
       </w:r>
       <w:r>
         <w:br/>
@@ -4136,6 +4144,13 @@
         <w:br/>
         <w:t>WHERE BALANCE &gt; 200000;</w:t>
       </w:r>
+    </w:p>
+    <w:p>
+      <w:pPr>
+        <w:pStyle w:val="ListParagraph"/>
+        <w:spacing w:after="0"/>
+        <w:ind w:left="1440"/>
+      </w:pPr>
     </w:p>
     <w:p>
       <w:pPr>
@@ -4147,21 +4162,863 @@
         <w:spacing w:after="0"/>
       </w:pPr>
       <w:r>
-        <w:t>A</w:t>
-      </w:r>
-    </w:p>
+        <w:t>SQL Error Codes:</w:t>
+      </w:r>
+    </w:p>
+    <w:tbl>
+      <w:tblPr>
+        <w:tblW w:w="0" w:type="auto"/>
+        <w:tblCellSpacing w:w="15" w:type="dxa"/>
+        <w:tblCellMar>
+          <w:top w:w="15" w:type="dxa"/>
+          <w:left w:w="15" w:type="dxa"/>
+          <w:bottom w:w="15" w:type="dxa"/>
+          <w:right w:w="15" w:type="dxa"/>
+        </w:tblCellMar>
+        <w:tblLook w:val="04A0" w:firstRow="1" w:lastRow="0" w:firstColumn="1" w:lastColumn="0" w:noHBand="0" w:noVBand="1"/>
+      </w:tblPr>
+      <w:tblGrid>
+        <w:gridCol w:w="1650"/>
+        <w:gridCol w:w="3734"/>
+        <w:gridCol w:w="3336"/>
+      </w:tblGrid>
+      <w:tr>
+        <w:trPr>
+          <w:tblHeader/>
+          <w:tblCellSpacing w:w="15" w:type="dxa"/>
+        </w:trPr>
+        <w:tc>
+          <w:tcPr>
+            <w:tcW w:w="0" w:type="auto"/>
+            <w:vAlign w:val="center"/>
+            <w:hideMark/>
+          </w:tcPr>
+          <w:p>
+            <w:pPr>
+              <w:pStyle w:val="ListParagraph"/>
+              <w:rPr>
+                <w:b/>
+                <w:bCs/>
+              </w:rPr>
+            </w:pPr>
+            <w:r>
+              <w:rPr>
+                <w:b/>
+                <w:bCs/>
+              </w:rPr>
+              <w:t>SQLCODE</w:t>
+            </w:r>
+          </w:p>
+        </w:tc>
+        <w:tc>
+          <w:tcPr>
+            <w:tcW w:w="0" w:type="auto"/>
+            <w:vAlign w:val="center"/>
+            <w:hideMark/>
+          </w:tcPr>
+          <w:p>
+            <w:pPr>
+              <w:pStyle w:val="ListParagraph"/>
+              <w:rPr>
+                <w:b/>
+                <w:bCs/>
+              </w:rPr>
+            </w:pPr>
+            <w:r>
+              <w:rPr>
+                <w:b/>
+                <w:bCs/>
+              </w:rPr>
+              <w:t>Meaning</w:t>
+            </w:r>
+          </w:p>
+        </w:tc>
+        <w:tc>
+          <w:tcPr>
+            <w:tcW w:w="0" w:type="auto"/>
+            <w:vAlign w:val="center"/>
+            <w:hideMark/>
+          </w:tcPr>
+          <w:p>
+            <w:pPr>
+              <w:pStyle w:val="ListParagraph"/>
+              <w:rPr>
+                <w:b/>
+                <w:bCs/>
+              </w:rPr>
+            </w:pPr>
+            <w:r>
+              <w:rPr>
+                <w:b/>
+                <w:bCs/>
+              </w:rPr>
+              <w:t>Scenario</w:t>
+            </w:r>
+          </w:p>
+        </w:tc>
+      </w:tr>
+      <w:tr>
+        <w:trPr>
+          <w:tblCellSpacing w:w="15" w:type="dxa"/>
+        </w:trPr>
+        <w:tc>
+          <w:tcPr>
+            <w:tcW w:w="0" w:type="auto"/>
+            <w:vAlign w:val="center"/>
+            <w:hideMark/>
+          </w:tcPr>
+          <w:p>
+            <w:pPr>
+              <w:pStyle w:val="ListParagraph"/>
+            </w:pPr>
+            <w:r>
+              <w:rPr>
+                <w:b/>
+                <w:bCs/>
+              </w:rPr>
+              <w:t>0</w:t>
+            </w:r>
+          </w:p>
+        </w:tc>
+        <w:tc>
+          <w:tcPr>
+            <w:tcW w:w="0" w:type="auto"/>
+            <w:vAlign w:val="center"/>
+            <w:hideMark/>
+          </w:tcPr>
+          <w:p>
+            <w:pPr>
+              <w:pStyle w:val="ListParagraph"/>
+            </w:pPr>
+            <w:r>
+              <w:t>Successful execution</w:t>
+            </w:r>
+          </w:p>
+        </w:tc>
+        <w:tc>
+          <w:tcPr>
+            <w:tcW w:w="0" w:type="auto"/>
+            <w:vAlign w:val="center"/>
+            <w:hideMark/>
+          </w:tcPr>
+          <w:p>
+            <w:pPr>
+              <w:pStyle w:val="ListParagraph"/>
+            </w:pPr>
+            <w:r>
+              <w:t>Query OK</w:t>
+            </w:r>
+          </w:p>
+        </w:tc>
+      </w:tr>
+      <w:tr>
+        <w:trPr>
+          <w:tblCellSpacing w:w="15" w:type="dxa"/>
+        </w:trPr>
+        <w:tc>
+          <w:tcPr>
+            <w:tcW w:w="0" w:type="auto"/>
+            <w:vAlign w:val="center"/>
+            <w:hideMark/>
+          </w:tcPr>
+          <w:p>
+            <w:pPr>
+              <w:pStyle w:val="ListParagraph"/>
+            </w:pPr>
+            <w:r>
+              <w:rPr>
+                <w:b/>
+                <w:bCs/>
+              </w:rPr>
+              <w:t>+100</w:t>
+            </w:r>
+          </w:p>
+        </w:tc>
+        <w:tc>
+          <w:tcPr>
+            <w:tcW w:w="0" w:type="auto"/>
+            <w:vAlign w:val="center"/>
+            <w:hideMark/>
+          </w:tcPr>
+          <w:p>
+            <w:pPr>
+              <w:pStyle w:val="ListParagraph"/>
+            </w:pPr>
+            <w:r>
+              <w:t>No Data Found</w:t>
+            </w:r>
+          </w:p>
+        </w:tc>
+        <w:tc>
+          <w:tcPr>
+            <w:tcW w:w="0" w:type="auto"/>
+            <w:vAlign w:val="center"/>
+            <w:hideMark/>
+          </w:tcPr>
+          <w:p>
+            <w:pPr>
+              <w:pStyle w:val="ListParagraph"/>
+            </w:pPr>
+            <w:r>
+              <w:t>SELECT returned no rows</w:t>
+            </w:r>
+          </w:p>
+        </w:tc>
+      </w:tr>
+      <w:tr>
+        <w:trPr>
+          <w:tblCellSpacing w:w="15" w:type="dxa"/>
+        </w:trPr>
+        <w:tc>
+          <w:tcPr>
+            <w:tcW w:w="0" w:type="auto"/>
+            <w:vAlign w:val="center"/>
+            <w:hideMark/>
+          </w:tcPr>
+          <w:p>
+            <w:pPr>
+              <w:pStyle w:val="ListParagraph"/>
+            </w:pPr>
+            <w:r>
+              <w:rPr>
+                <w:b/>
+                <w:bCs/>
+              </w:rPr>
+              <w:t>-803</w:t>
+            </w:r>
+          </w:p>
+        </w:tc>
+        <w:tc>
+          <w:tcPr>
+            <w:tcW w:w="0" w:type="auto"/>
+            <w:vAlign w:val="center"/>
+            <w:hideMark/>
+          </w:tcPr>
+          <w:p>
+            <w:pPr>
+              <w:pStyle w:val="ListParagraph"/>
+            </w:pPr>
+            <w:r>
+              <w:t>Duplicate Key</w:t>
+            </w:r>
+          </w:p>
+        </w:tc>
+        <w:tc>
+          <w:tcPr>
+            <w:tcW w:w="0" w:type="auto"/>
+            <w:vAlign w:val="center"/>
+            <w:hideMark/>
+          </w:tcPr>
+          <w:p>
+            <w:pPr>
+              <w:pStyle w:val="ListParagraph"/>
+            </w:pPr>
+            <w:r>
+              <w:t>Insert duplicate PK</w:t>
+            </w:r>
+          </w:p>
+        </w:tc>
+      </w:tr>
+      <w:tr>
+        <w:trPr>
+          <w:tblCellSpacing w:w="15" w:type="dxa"/>
+        </w:trPr>
+        <w:tc>
+          <w:tcPr>
+            <w:tcW w:w="0" w:type="auto"/>
+            <w:vAlign w:val="center"/>
+            <w:hideMark/>
+          </w:tcPr>
+          <w:p>
+            <w:pPr>
+              <w:pStyle w:val="ListParagraph"/>
+            </w:pPr>
+            <w:r>
+              <w:rPr>
+                <w:b/>
+                <w:bCs/>
+              </w:rPr>
+              <w:t>-305</w:t>
+            </w:r>
+          </w:p>
+        </w:tc>
+        <w:tc>
+          <w:tcPr>
+            <w:tcW w:w="0" w:type="auto"/>
+            <w:vAlign w:val="center"/>
+            <w:hideMark/>
+          </w:tcPr>
+          <w:p>
+            <w:pPr>
+              <w:pStyle w:val="ListParagraph"/>
+            </w:pPr>
+            <w:r>
+              <w:t>NULL value error</w:t>
+            </w:r>
+          </w:p>
+        </w:tc>
+        <w:tc>
+          <w:tcPr>
+            <w:tcW w:w="0" w:type="auto"/>
+            <w:vAlign w:val="center"/>
+            <w:hideMark/>
+          </w:tcPr>
+          <w:p>
+            <w:pPr>
+              <w:pStyle w:val="ListParagraph"/>
+            </w:pPr>
+            <w:r>
+              <w:t>NULL into NOT NULL column</w:t>
+            </w:r>
+          </w:p>
+        </w:tc>
+      </w:tr>
+      <w:tr>
+        <w:trPr>
+          <w:tblCellSpacing w:w="15" w:type="dxa"/>
+        </w:trPr>
+        <w:tc>
+          <w:tcPr>
+            <w:tcW w:w="0" w:type="auto"/>
+            <w:vAlign w:val="center"/>
+            <w:hideMark/>
+          </w:tcPr>
+          <w:p>
+            <w:pPr>
+              <w:pStyle w:val="ListParagraph"/>
+            </w:pPr>
+            <w:r>
+              <w:rPr>
+                <w:b/>
+                <w:bCs/>
+              </w:rPr>
+              <w:t>-811</w:t>
+            </w:r>
+          </w:p>
+        </w:tc>
+        <w:tc>
+          <w:tcPr>
+            <w:tcW w:w="0" w:type="auto"/>
+            <w:vAlign w:val="center"/>
+            <w:hideMark/>
+          </w:tcPr>
+          <w:p>
+            <w:pPr>
+              <w:pStyle w:val="ListParagraph"/>
+            </w:pPr>
+            <w:r>
+              <w:t>Multiple rows returned</w:t>
+            </w:r>
+          </w:p>
+        </w:tc>
+        <w:tc>
+          <w:tcPr>
+            <w:tcW w:w="0" w:type="auto"/>
+            <w:vAlign w:val="center"/>
+            <w:hideMark/>
+          </w:tcPr>
+          <w:p>
+            <w:pPr>
+              <w:pStyle w:val="ListParagraph"/>
+            </w:pPr>
+            <w:r>
+              <w:t>SELECT INTO got &gt;1 row</w:t>
+            </w:r>
+          </w:p>
+        </w:tc>
+      </w:tr>
+      <w:tr>
+        <w:trPr>
+          <w:tblCellSpacing w:w="15" w:type="dxa"/>
+        </w:trPr>
+        <w:tc>
+          <w:tcPr>
+            <w:tcW w:w="0" w:type="auto"/>
+            <w:vAlign w:val="center"/>
+            <w:hideMark/>
+          </w:tcPr>
+          <w:p>
+            <w:pPr>
+              <w:pStyle w:val="ListParagraph"/>
+            </w:pPr>
+            <w:r>
+              <w:rPr>
+                <w:b/>
+                <w:bCs/>
+              </w:rPr>
+              <w:t>-204</w:t>
+            </w:r>
+          </w:p>
+        </w:tc>
+        <w:tc>
+          <w:tcPr>
+            <w:tcW w:w="0" w:type="auto"/>
+            <w:vAlign w:val="center"/>
+            <w:hideMark/>
+          </w:tcPr>
+          <w:p>
+            <w:pPr>
+              <w:pStyle w:val="ListParagraph"/>
+            </w:pPr>
+            <w:r>
+              <w:t>Object not found</w:t>
+            </w:r>
+          </w:p>
+        </w:tc>
+        <w:tc>
+          <w:tcPr>
+            <w:tcW w:w="0" w:type="auto"/>
+            <w:vAlign w:val="center"/>
+            <w:hideMark/>
+          </w:tcPr>
+          <w:p>
+            <w:pPr>
+              <w:pStyle w:val="ListParagraph"/>
+            </w:pPr>
+            <w:r>
+              <w:t>Table/view missing</w:t>
+            </w:r>
+          </w:p>
+        </w:tc>
+      </w:tr>
+      <w:tr>
+        <w:trPr>
+          <w:tblCellSpacing w:w="15" w:type="dxa"/>
+        </w:trPr>
+        <w:tc>
+          <w:tcPr>
+            <w:tcW w:w="0" w:type="auto"/>
+            <w:vAlign w:val="center"/>
+            <w:hideMark/>
+          </w:tcPr>
+          <w:p>
+            <w:pPr>
+              <w:pStyle w:val="ListParagraph"/>
+            </w:pPr>
+            <w:r>
+              <w:rPr>
+                <w:b/>
+                <w:bCs/>
+              </w:rPr>
+              <w:t>-911</w:t>
+            </w:r>
+          </w:p>
+        </w:tc>
+        <w:tc>
+          <w:tcPr>
+            <w:tcW w:w="0" w:type="auto"/>
+            <w:vAlign w:val="center"/>
+            <w:hideMark/>
+          </w:tcPr>
+          <w:p>
+            <w:pPr>
+              <w:pStyle w:val="ListParagraph"/>
+            </w:pPr>
+            <w:r>
+              <w:t>Deadlock / Timeout (Rollback)</w:t>
+            </w:r>
+          </w:p>
+        </w:tc>
+        <w:tc>
+          <w:tcPr>
+            <w:tcW w:w="0" w:type="auto"/>
+            <w:vAlign w:val="center"/>
+            <w:hideMark/>
+          </w:tcPr>
+          <w:p>
+            <w:pPr>
+              <w:pStyle w:val="ListParagraph"/>
+            </w:pPr>
+            <w:r>
+              <w:t>Transaction aborted</w:t>
+            </w:r>
+          </w:p>
+        </w:tc>
+      </w:tr>
+      <w:tr>
+        <w:trPr>
+          <w:tblCellSpacing w:w="15" w:type="dxa"/>
+        </w:trPr>
+        <w:tc>
+          <w:tcPr>
+            <w:tcW w:w="0" w:type="auto"/>
+            <w:vAlign w:val="center"/>
+            <w:hideMark/>
+          </w:tcPr>
+          <w:p>
+            <w:pPr>
+              <w:pStyle w:val="ListParagraph"/>
+            </w:pPr>
+            <w:r>
+              <w:rPr>
+                <w:b/>
+                <w:bCs/>
+              </w:rPr>
+              <w:t>-913</w:t>
+            </w:r>
+          </w:p>
+        </w:tc>
+        <w:tc>
+          <w:tcPr>
+            <w:tcW w:w="0" w:type="auto"/>
+            <w:vAlign w:val="center"/>
+            <w:hideMark/>
+          </w:tcPr>
+          <w:p>
+            <w:pPr>
+              <w:pStyle w:val="ListParagraph"/>
+            </w:pPr>
+            <w:r>
+              <w:t>Deadlock / Timeout (No rollback)</w:t>
+            </w:r>
+          </w:p>
+        </w:tc>
+        <w:tc>
+          <w:tcPr>
+            <w:tcW w:w="0" w:type="auto"/>
+            <w:vAlign w:val="center"/>
+            <w:hideMark/>
+          </w:tcPr>
+          <w:p>
+            <w:pPr>
+              <w:pStyle w:val="ListParagraph"/>
+            </w:pPr>
+            <w:r>
+              <w:t>Resource issue</w:t>
+            </w:r>
+          </w:p>
+        </w:tc>
+      </w:tr>
+      <w:tr>
+        <w:trPr>
+          <w:tblCellSpacing w:w="15" w:type="dxa"/>
+        </w:trPr>
+        <w:tc>
+          <w:tcPr>
+            <w:tcW w:w="0" w:type="auto"/>
+            <w:vAlign w:val="center"/>
+            <w:hideMark/>
+          </w:tcPr>
+          <w:p>
+            <w:pPr>
+              <w:pStyle w:val="ListParagraph"/>
+            </w:pPr>
+            <w:r>
+              <w:rPr>
+                <w:b/>
+                <w:bCs/>
+              </w:rPr>
+              <w:t>-904</w:t>
+            </w:r>
+          </w:p>
+        </w:tc>
+        <w:tc>
+          <w:tcPr>
+            <w:tcW w:w="0" w:type="auto"/>
+            <w:vAlign w:val="center"/>
+            <w:hideMark/>
+          </w:tcPr>
+          <w:p>
+            <w:pPr>
+              <w:pStyle w:val="ListParagraph"/>
+            </w:pPr>
+            <w:r>
+              <w:t>Resource unavailable</w:t>
+            </w:r>
+          </w:p>
+        </w:tc>
+        <w:tc>
+          <w:tcPr>
+            <w:tcW w:w="0" w:type="auto"/>
+            <w:vAlign w:val="center"/>
+            <w:hideMark/>
+          </w:tcPr>
+          <w:p>
+            <w:pPr>
+              <w:pStyle w:val="ListParagraph"/>
+            </w:pPr>
+            <w:r>
+              <w:t>Tablespace down</w:t>
+            </w:r>
+          </w:p>
+        </w:tc>
+      </w:tr>
+      <w:tr>
+        <w:trPr>
+          <w:tblCellSpacing w:w="15" w:type="dxa"/>
+        </w:trPr>
+        <w:tc>
+          <w:tcPr>
+            <w:tcW w:w="0" w:type="auto"/>
+            <w:vAlign w:val="center"/>
+            <w:hideMark/>
+          </w:tcPr>
+          <w:p>
+            <w:pPr>
+              <w:pStyle w:val="ListParagraph"/>
+            </w:pPr>
+            <w:r>
+              <w:rPr>
+                <w:b/>
+                <w:bCs/>
+              </w:rPr>
+              <w:t>-501</w:t>
+            </w:r>
+          </w:p>
+        </w:tc>
+        <w:tc>
+          <w:tcPr>
+            <w:tcW w:w="0" w:type="auto"/>
+            <w:vAlign w:val="center"/>
+            <w:hideMark/>
+          </w:tcPr>
+          <w:p>
+            <w:pPr>
+              <w:pStyle w:val="ListParagraph"/>
+            </w:pPr>
+            <w:r>
+              <w:t>Cursor not open</w:t>
+            </w:r>
+          </w:p>
+        </w:tc>
+        <w:tc>
+          <w:tcPr>
+            <w:tcW w:w="0" w:type="auto"/>
+            <w:vAlign w:val="center"/>
+            <w:hideMark/>
+          </w:tcPr>
+          <w:p>
+            <w:pPr>
+              <w:pStyle w:val="ListParagraph"/>
+            </w:pPr>
+            <w:r>
+              <w:t>FETCH without OPEN</w:t>
+            </w:r>
+          </w:p>
+        </w:tc>
+      </w:tr>
+      <w:tr>
+        <w:trPr>
+          <w:tblCellSpacing w:w="15" w:type="dxa"/>
+        </w:trPr>
+        <w:tc>
+          <w:tcPr>
+            <w:tcW w:w="0" w:type="auto"/>
+            <w:vAlign w:val="center"/>
+            <w:hideMark/>
+          </w:tcPr>
+          <w:p>
+            <w:pPr>
+              <w:pStyle w:val="ListParagraph"/>
+            </w:pPr>
+            <w:r>
+              <w:rPr>
+                <w:b/>
+                <w:bCs/>
+              </w:rPr>
+              <w:t>-502</w:t>
+            </w:r>
+          </w:p>
+        </w:tc>
+        <w:tc>
+          <w:tcPr>
+            <w:tcW w:w="0" w:type="auto"/>
+            <w:vAlign w:val="center"/>
+            <w:hideMark/>
+          </w:tcPr>
+          <w:p>
+            <w:pPr>
+              <w:pStyle w:val="ListParagraph"/>
+            </w:pPr>
+            <w:r>
+              <w:t>Cursor already open</w:t>
+            </w:r>
+          </w:p>
+        </w:tc>
+        <w:tc>
+          <w:tcPr>
+            <w:tcW w:w="0" w:type="auto"/>
+            <w:vAlign w:val="center"/>
+            <w:hideMark/>
+          </w:tcPr>
+          <w:p>
+            <w:pPr>
+              <w:pStyle w:val="ListParagraph"/>
+            </w:pPr>
+            <w:r>
+              <w:t>OPEN twice</w:t>
+            </w:r>
+          </w:p>
+        </w:tc>
+      </w:tr>
+      <w:tr>
+        <w:trPr>
+          <w:tblCellSpacing w:w="15" w:type="dxa"/>
+        </w:trPr>
+        <w:tc>
+          <w:tcPr>
+            <w:tcW w:w="0" w:type="auto"/>
+            <w:vAlign w:val="center"/>
+            <w:hideMark/>
+          </w:tcPr>
+          <w:p>
+            <w:pPr>
+              <w:pStyle w:val="ListParagraph"/>
+            </w:pPr>
+            <w:r>
+              <w:rPr>
+                <w:b/>
+                <w:bCs/>
+              </w:rPr>
+              <w:t>-805</w:t>
+            </w:r>
+          </w:p>
+        </w:tc>
+        <w:tc>
+          <w:tcPr>
+            <w:tcW w:w="0" w:type="auto"/>
+            <w:vAlign w:val="center"/>
+            <w:hideMark/>
+          </w:tcPr>
+          <w:p>
+            <w:pPr>
+              <w:pStyle w:val="ListParagraph"/>
+            </w:pPr>
+            <w:r>
+              <w:t>Package not found</w:t>
+            </w:r>
+          </w:p>
+        </w:tc>
+        <w:tc>
+          <w:tcPr>
+            <w:tcW w:w="0" w:type="auto"/>
+            <w:vAlign w:val="center"/>
+            <w:hideMark/>
+          </w:tcPr>
+          <w:p>
+            <w:pPr>
+              <w:pStyle w:val="ListParagraph"/>
+            </w:pPr>
+            <w:r>
+              <w:t>DBRM/Plan issue</w:t>
+            </w:r>
+          </w:p>
+        </w:tc>
+      </w:tr>
+      <w:tr>
+        <w:trPr>
+          <w:tblCellSpacing w:w="15" w:type="dxa"/>
+        </w:trPr>
+        <w:tc>
+          <w:tcPr>
+            <w:tcW w:w="0" w:type="auto"/>
+            <w:vAlign w:val="center"/>
+            <w:hideMark/>
+          </w:tcPr>
+          <w:p>
+            <w:pPr>
+              <w:pStyle w:val="ListParagraph"/>
+            </w:pPr>
+            <w:r>
+              <w:rPr>
+                <w:b/>
+                <w:bCs/>
+              </w:rPr>
+              <w:t>-180</w:t>
+            </w:r>
+          </w:p>
+        </w:tc>
+        <w:tc>
+          <w:tcPr>
+            <w:tcW w:w="0" w:type="auto"/>
+            <w:vAlign w:val="center"/>
+            <w:hideMark/>
+          </w:tcPr>
+          <w:p>
+            <w:pPr>
+              <w:pStyle w:val="ListParagraph"/>
+            </w:pPr>
+            <w:r>
+              <w:t>Date format error</w:t>
+            </w:r>
+          </w:p>
+        </w:tc>
+        <w:tc>
+          <w:tcPr>
+            <w:tcW w:w="0" w:type="auto"/>
+            <w:vAlign w:val="center"/>
+            <w:hideMark/>
+          </w:tcPr>
+          <w:p>
+            <w:pPr>
+              <w:pStyle w:val="ListParagraph"/>
+            </w:pPr>
+            <w:r>
+              <w:t>Invalid date</w:t>
+            </w:r>
+          </w:p>
+        </w:tc>
+      </w:tr>
+      <w:tr>
+        <w:trPr>
+          <w:tblCellSpacing w:w="15" w:type="dxa"/>
+        </w:trPr>
+        <w:tc>
+          <w:tcPr>
+            <w:tcW w:w="0" w:type="auto"/>
+            <w:vAlign w:val="center"/>
+            <w:hideMark/>
+          </w:tcPr>
+          <w:p>
+            <w:pPr>
+              <w:pStyle w:val="ListParagraph"/>
+            </w:pPr>
+            <w:r>
+              <w:rPr>
+                <w:b/>
+                <w:bCs/>
+              </w:rPr>
+              <w:t>-181</w:t>
+            </w:r>
+          </w:p>
+        </w:tc>
+        <w:tc>
+          <w:tcPr>
+            <w:tcW w:w="0" w:type="auto"/>
+            <w:vAlign w:val="center"/>
+            <w:hideMark/>
+          </w:tcPr>
+          <w:p>
+            <w:pPr>
+              <w:pStyle w:val="ListParagraph"/>
+            </w:pPr>
+            <w:r>
+              <w:t>Date/time invalid</w:t>
+            </w:r>
+          </w:p>
+        </w:tc>
+        <w:tc>
+          <w:tcPr>
+            <w:tcW w:w="0" w:type="auto"/>
+            <w:vAlign w:val="center"/>
+            <w:hideMark/>
+          </w:tcPr>
+          <w:p>
+            <w:pPr>
+              <w:pStyle w:val="ListParagraph"/>
+            </w:pPr>
+            <w:r>
+              <w:t>Incorrect format</w:t>
+            </w:r>
+          </w:p>
+        </w:tc>
+      </w:tr>
+    </w:tbl>
     <w:p>
       <w:pPr>
         <w:pStyle w:val="ListParagraph"/>
-        <w:numPr>
-          <w:ilvl w:val="0"/>
-          <w:numId w:val="1"/>
-        </w:numPr>
-        <w:spacing w:after="0"/>
-      </w:pPr>
-      <w:r>
-        <w:t>A</w:t>
-      </w:r>
+        <w:spacing w:after="0"/>
+      </w:pPr>
     </w:p>
     <w:p>
       <w:pPr>
